--- a/lc-payment-wc/docs/LC-Payment-WC-User-Manual-en.docx
+++ b/lc-payment-wc/docs/LC-Payment-WC-User-Manual-en.docx
@@ -5994,7 +5994,7 @@
         <w:spacing w:after="160"/>
       </w:pPr>
       <w:r>
-        <w:t>The third top-level tab in this app — Payment Component Simulator — is a different kind of feature from Sections 2–5: it exercises the microservices/payment-component service directly, letting you pick any of its 23 traced Confirm-button functions, edit the Debit/Credit legs, and watch the live classification, balance check, voucher entries, and SWIFT messages recompute.</w:t>
+        <w:t>The third top-level tab in this app — Payment Component Simulator — is a different kind of feature from Sections 2–5: it exercises the microservices/payment-component service directly, letting you pick any of its 24 business cases (23 traced Confirm-button functions plus 1 reviewer-confirmed, non-legacy-traced architecture case — see §6.7), edit the Debit/Credit legs, and watch the live classification, balance check, voucher entries, and SWIFT messages recompute.</w:t>
       </w:r>
     </w:p>
     <w:p>
@@ -6018,7 +6018,7 @@
         <w:pStyle w:val="Heading2"/>
       </w:pPr>
       <w:r>
-        <w:t>6.2 The 23 business cases</w:t>
+        <w:t>6.2 The 24 business cases</w:t>
       </w:r>
     </w:p>
     <w:p>
@@ -6167,7 +6167,7 @@
                 <w:sz w:val="18"/>
                 <w:szCs w:val="18"/>
               </w:rPr>
-              <w:t xml:space="preserve">15</w:t>
+              <w:t xml:space="preserve">16</w:t>
             </w:r>
           </w:p>
         </w:tc>
@@ -6188,7 +6188,7 @@
                 <w:sz w:val="18"/>
                 <w:szCs w:val="18"/>
               </w:rPr>
-              <w:t xml:space="preserve">Confirmed Payment Component user with a working voucher-assembly routine in source — the Simulator drives the live microservice end-to-end (dry-run preview + real Confirm).</w:t>
+              <w:t xml:space="preserve">Confirmed Payment Component user with a working voucher-assembly routine in source — the Simulator drives the live microservice end-to-end (dry-run preview + real Confirm). 15 of these 16 are legacy-traced; the 16th (Issue — Charge Component Bridge, IPLC) is a reviewer-confirmed architecture pattern instead — see §6.7.</w:t>
             </w:r>
           </w:p>
         </w:tc>
@@ -6986,6 +6986,169 @@
       </w:pPr>
       <w:r>
         <w:t>These are ordinary PaymentLegInput entries sent through the normal debitLegs/creditLegs arrays — no backend changes were needed for this feature (accountType SUSPENSE and INTERNAL already existed in the OAS).</w:t>
+      </w:r>
+    </w:p>
+    <w:p>
+      <w:pPr>
+        <w:pStyle w:val="Heading2"/>
+      </w:pPr>
+      <w:r>
+        <w:t>6.7 The chargeBridge case: no real Credit Leg (Issue — Charge Component Bridge)</w:t>
+      </w:r>
+    </w:p>
+    <w:p>
+      <w:pPr>
+        <w:spacing w:after="160"/>
+      </w:pPr>
+      <w:r>
+        <w:t>Business-requirement-confirmed (2026-08-09), NOT FSD-sourced. One case in the IPLC module — “Issue — Charge Component Bridge” (id iplc-issue-charge-bridge) — is flagged chargeBridge: true (BusinessCaseConfig.chargeBridge) and behaves differently from every other case, including the general Suspense Debit/Suspense Credit mechanism in §6.6 above. It models a Payment Component used purely as a funding/settlement bridge to a separate Charge Component (not modeled in this repo), which posts Dr Suspense - Credit / Cr Margin, Cr Commission, Cr Charge 1, Cr Charge 2 on its own books. This Payment Component only ever posts Dr Customer A/C / Cr Suspense - Credit — there is deliberately no real Credit Leg at all.</w:t>
+      </w:r>
+    </w:p>
+    <w:p>
+      <w:pPr>
+        <w:pStyle w:val="ListParagraph"/>
+        <w:numPr>
+          <w:ilvl w:val="0"/>
+          <w:numId w:val="2"/>
+        </w:numPr>
+        <w:spacing w:after="80"/>
+      </w:pPr>
+      <w:r>
+        <w:t>No Credit Leg allocator at all. The Credit-side &lt;app-leg-allocator&gt; grid is hidden entirely for this case — the whole credit side is provided by Suspense Credit entries instead.</w:t>
+      </w:r>
+    </w:p>
+    <w:p>
+      <w:pPr>
+        <w:pStyle w:val="ListParagraph"/>
+        <w:numPr>
+          <w:ilvl w:val="0"/>
+          <w:numId w:val="2"/>
+        </w:numPr>
+        <w:spacing w:after="80"/>
+      </w:pPr>
+      <w:r>
+        <w:t>Suspense Debit is hidden too — not applicable in this mode, since there is no offsetting Debit-side Suspense concept for a pure charge-collection bridge. Only the Suspense Credit repeater is shown.</w:t>
+      </w:r>
+    </w:p>
+    <w:p>
+      <w:pPr>
+        <w:pStyle w:val="ListParagraph"/>
+        <w:numPr>
+          <w:ilvl w:val="0"/>
+          <w:numId w:val="2"/>
+        </w:numPr>
+        <w:spacing w:after="80"/>
+      </w:pPr>
+      <w:r>
+        <w:t>Transaction Amount is protected (read-only), not user-typed. It is auto-calculated as the sum of the Suspense Credit entries’ Trx Ccy Equivalent — the Debit side is derived from Suspense Credit, not the other way round as in every other case. With zero Suspense Credit entries the computed total is 0 and the live preview simply reports “not ready yet,” the same convention used for any other incomplete case.</w:t>
+      </w:r>
+    </w:p>
+    <w:p>
+      <w:pPr>
+        <w:pStyle w:val="ListParagraph"/>
+        <w:numPr>
+          <w:ilvl w:val="0"/>
+          <w:numId w:val="2"/>
+        </w:numPr>
+        <w:spacing w:after="80"/>
+      </w:pPr>
+      <w:r>
+        <w:t>Suspense Credit entries are entered manually in this Simulator (no live Charge Component to call yet) as a stand-in for production, where they would be defaulted automatically from the Charge Component’s own result.</w:t>
+      </w:r>
+    </w:p>
+    <w:p>
+      <w:pPr>
+        <w:spacing w:before="160" w:after="160"/>
+      </w:pPr>
+      <w:r>
+        <w:t>On the wire, the Simulator sends chargeComponentBridge: true and an empty creditLegs array — the microservice’s request schema relaxes its usual “creditLegs must contain at least 1 item” rule only for this combination (and only when suspenseBridge.creditEntries is non-empty). FX Exchange entries are then sized to the per-currency DIFFERENCE between the Suspense Credit bucket and the matching Debit Legs, not the gross amount:</w:t>
+      </w:r>
+    </w:p>
+    <w:tbl>
+      <w:tblPr>
+        <w:tblW w:w="9350" w:type="dxa"/>
+        <w:tblBorders>
+          <w:top w:val="single" w:sz="4" w:space="0" w:color="2563EB"/>
+          <w:left w:val="single" w:sz="24" w:space="0" w:color="2563EB"/>
+          <w:bottom w:val="single" w:sz="4" w:space="0" w:color="E2E8F0"/>
+          <w:right w:val="single" w:sz="4" w:space="0" w:color="E2E8F0"/>
+          <w:insideH w:val="none" w:sz="0" w:space="0" w:color="FFFFFF"/>
+          <w:insideV w:val="none" w:sz="0" w:space="0" w:color="FFFFFF"/>
+        </w:tblBorders>
+        <w:tblCellMar>
+          <w:left w:w="10" w:type="dxa"/>
+          <w:right w:w="10" w:type="dxa"/>
+        </w:tblCellMar>
+        <w:tblLook w:val="04A0" w:firstRow="1" w:lastRow="0" w:firstColumn="1" w:lastColumn="0" w:noHBand="0" w:noVBand="1"/>
+      </w:tblPr>
+      <w:tblGrid>
+        <w:gridCol w:w="9350"/>
+      </w:tblGrid>
+      <w:tr>
+        <w:tc>
+          <w:tcPr>
+            <w:tcW w:w="9350" w:type="dxa"/>
+            <w:shd w:val="clear" w:color="auto" w:fill="F1F5F9"/>
+            <w:tcMar>
+              <w:top w:w="140" w:type="dxa"/>
+              <w:left w:w="200" w:type="dxa"/>
+              <w:bottom w:w="140" w:type="dxa"/>
+              <w:right w:w="200" w:type="dxa"/>
+            </w:tcMar>
+          </w:tcPr>
+          <w:p>
+            <w:r>
+              <w:rPr>
+                <w:rFonts w:ascii="Consolas" w:eastAsia="Consolas" w:hAnsi="Consolas" w:cs="Consolas"/>
+                <w:color w:val="1E293B"/>
+                <w:sz w:val="18"/>
+                <w:szCs w:val="18"/>
+              </w:rPr>
+              <w:t xml:space="preserve">diff = Suspense Credit (per currency) − matching Debit Legs (per currency)</w:t>
+            </w:r>
+          </w:p>
+          <w:p>
+            <w:r>
+              <w:rPr>
+                <w:rFonts w:ascii="Consolas" w:eastAsia="Consolas" w:hAnsi="Consolas" w:cs="Consolas"/>
+                <w:color w:val="1E293B"/>
+                <w:sz w:val="18"/>
+                <w:szCs w:val="18"/>
+              </w:rPr>
+              <w:t xml:space="preserve">diff = 0  -&gt; no FX Exchange entries at all for that currency</w:t>
+            </w:r>
+          </w:p>
+          <w:p>
+            <w:r>
+              <w:rPr>
+                <w:rFonts w:ascii="Consolas" w:eastAsia="Consolas" w:hAnsi="Consolas" w:cs="Consolas"/>
+                <w:color w:val="1E293B"/>
+                <w:sz w:val="18"/>
+                <w:szCs w:val="18"/>
+              </w:rPr>
+              <w:t xml:space="preserve">diff &gt; 0  -&gt; FX pair sized to just the shortfall (full gross if no matching Debit Leg)</w:t>
+            </w:r>
+          </w:p>
+          <w:p>
+            <w:r>
+              <w:rPr>
+                <w:rFonts w:ascii="Consolas" w:eastAsia="Consolas" w:hAnsi="Consolas" w:cs="Consolas"/>
+                <w:color w:val="1E293B"/>
+                <w:sz w:val="18"/>
+                <w:szCs w:val="18"/>
+              </w:rPr>
+              <w:t xml:space="preserve">diff &lt; 0  -&gt; FX pair (opposite direction) sized to just the excess</w:t>
+            </w:r>
+          </w:p>
+        </w:tc>
+      </w:tr>
+    </w:tbl>
+    <w:p>
+      <w:pPr>
+        <w:spacing w:before="160" w:after="160"/>
+      </w:pPr>
+      <w:r>
+        <w:t>Example: Suspense Credit USD 100 + EUR 200 against Debit Legs USD 80+20 and EUR 200 — every currency already matches exactly, so the Settlement Vouchers table shows no FX Exchange lines at all, just the plain Dr Customer A/C and Cr Suspense - Credit postings in each currency. A genuine, unexplained mismatch (no compensating leg anywhere else) still surfaces as the usual 409 LEGS_UNBALANCED — this sizing rule only ever removes an already-redundant FX pair, it never hides a real imbalance. See lc-payment-wc/CLAUDE.md (“Charge Component ↔ Payment Component boundary”) and the microservice’s own README.md for the full accounting rationale and worked examples.</w:t>
       </w:r>
     </w:p>
     <w:p>

--- a/lc-payment-wc/docs/LC-Payment-WC-User-Manual-en.docx
+++ b/lc-payment-wc/docs/LC-Payment-WC-User-Manual-en.docx
@@ -5994,7 +5994,7 @@
         <w:spacing w:after="160"/>
       </w:pPr>
       <w:r>
-        <w:t>The third top-level tab in this app — Payment Component Simulator — is a different kind of feature from Sections 2–5: it exercises the microservices/payment-component service directly, letting you pick any of its 24 business cases (23 traced Confirm-button functions plus 1 reviewer-confirmed, non-legacy-traced architecture case — see §6.7), edit the Debit/Credit legs, and watch the live classification, balance check, voucher entries, and SWIFT messages recompute.</w:t>
+        <w:t>The third top-level tab in this app — Payment Component Simulator — is a different kind of feature from Sections 2–5: it exercises the microservices/payment-component service directly, letting you pick any of its 23 business cases, each traced to a legacy Confirm-button function or (for RPFM's partial integrations) its classification step, edit the Debit/Credit legs, and watch the live classification, balance check, voucher entries, and SWIFT messages recompute.</w:t>
       </w:r>
     </w:p>
     <w:p>
@@ -6018,7 +6018,7 @@
         <w:pStyle w:val="Heading2"/>
       </w:pPr>
       <w:r>
-        <w:t>6.2 The 24 business cases</w:t>
+        <w:t>6.2 The 23 business cases</w:t>
       </w:r>
     </w:p>
     <w:p>
@@ -6167,7 +6167,7 @@
                 <w:sz w:val="18"/>
                 <w:szCs w:val="18"/>
               </w:rPr>
-              <w:t xml:space="preserve">16</w:t>
+              <w:t>15</w:t>
             </w:r>
           </w:p>
         </w:tc>
@@ -6188,7 +6188,7 @@
                 <w:sz w:val="18"/>
                 <w:szCs w:val="18"/>
               </w:rPr>
-              <w:t xml:space="preserve">Confirmed Payment Component user with a working voucher-assembly routine in source — the Simulator drives the live microservice end-to-end (dry-run preview + real Confirm). 15 of these 16 are legacy-traced; the 16th (Issue — Charge Component Bridge, IPLC) is a reviewer-confirmed architecture pattern instead — see §6.7.</w:t>
+              <w:t>Confirmed Payment Component user with a working voucher-assembly routine in source — the Simulator drives the live microservice end-to-end (dry-run preview + real Confirm), all 15 legacy-traced.</w:t>
             </w:r>
           </w:p>
         </w:tc>
@@ -6416,6 +6416,90 @@
       </w:pPr>
       <w:r>
         <w:t>N/A cases render as a static explanation card citing why that module never reaches the Payment Component — no form, no API call.</w:t>
+      </w:r>
+    </w:p>
+    <w:p>
+      <w:pPr>
+        <w:pStyle w:val="Heading3"/>
+      </w:pPr>
+      <w:r>
+        <w:t>6.3.1 Editing Debit/Credit Legs — the Amount waterfall (v1.12.3)</w:t>
+      </w:r>
+    </w:p>
+    <w:p>
+      <w:pPr>
+        <w:spacing w:after="160"/>
+      </w:pPr>
+      <w:r>
+        <w:t>Each leg-allocator row can be fixed at an exact value three different ways — its % share, its Amount (Tx Ccy), or, when the row's own currency differs from the transaction currency, its Account Ccy Equiv. in that row's own currency. Editing % simply reflows the leftover into the auto-computed remainder row (100% minus every other row). Editing Amount (Tx Ccy) or Account Ccy Equiv. instead triggers a rebalancing “waterfall” so the side's rows always sum to exactly the total, per four rules:</w:t>
+      </w:r>
+    </w:p>
+    <w:p>
+      <w:pPr>
+        <w:pStyle w:val="ListParagraph"/>
+        <w:numPr>
+          <w:ilvl w:val="0"/>
+          <w:numId w:val="2"/>
+        </w:numPr>
+        <w:spacing w:after="80"/>
+      </w:pPr>
+      <w:r>
+        <w:t>On any row that is NOT the last row: increasing it decreases the LAST row by the same amount, capped at what the last row holds; decreasing it increases the LAST row by the exact freed amount. Every non-last row always targets the last row directly — never the row positionally next to it.</w:t>
+      </w:r>
+    </w:p>
+    <w:p>
+      <w:pPr>
+        <w:pStyle w:val="ListParagraph"/>
+        <w:numPr>
+          <w:ilvl w:val="0"/>
+          <w:numId w:val="2"/>
+        </w:numPr>
+        <w:spacing w:after="80"/>
+      </w:pPr>
+      <w:r>
+        <w:t>On the LAST row itself, decreasing it opens a brand-new trailing row holding the freed difference. That new row's Account No. defaults to the account type's own placeholder (e.g. CUST-ACC for CUSTOMER) rather than being left blank.</w:t>
+      </w:r>
+    </w:p>
+    <w:p>
+      <w:pPr>
+        <w:pStyle w:val="ListParagraph"/>
+        <w:numPr>
+          <w:ilvl w:val="0"/>
+          <w:numId w:val="2"/>
+        </w:numPr>
+        <w:spacing w:after="80"/>
+      </w:pPr>
+      <w:r>
+        <w:t>On the LAST row itself, increasing it draws from the row(s) before it, cascading further back if one row alone can't cover it, capped at 0 per row — never negative.</w:t>
+      </w:r>
+    </w:p>
+    <w:p>
+      <w:pPr>
+        <w:pStyle w:val="ListParagraph"/>
+        <w:numPr>
+          <w:ilvl w:val="0"/>
+          <w:numId w:val="2"/>
+        </w:numPr>
+        <w:spacing w:after="80"/>
+      </w:pPr>
+      <w:r>
+        <w:t>Amount (Tx Ccy) and Account Ccy Equiv. are two input surfaces for the identical underlying figure, so editing either one goes through the same four rules above.</w:t>
+      </w:r>
+    </w:p>
+    <w:p>
+      <w:pPr>
+        <w:spacing w:after="160"/>
+      </w:pPr>
+      <w:r>
+        <w:t>Account Ccy Equiv. round-trips exactly: typing an amount directly into that field (e.g. JPY 20000 at rate 149.0825) is remembered as typed and reappears unchanged on redisplay, rather than being re-derived from the rounded Amount (Tx Ccy) figure every time. The earlier behaviour could silently drift by a minor unit — JPY 20000 redisplaying as 19999 — whenever the two currencies' decimal precisions didn't divide evenly; a directly-typed Amount (Tx Ccy) edit is unaffected either way.</w:t>
+      </w:r>
+    </w:p>
+    <w:p>
+      <w:pPr>
+        <w:spacing w:after="160"/>
+      </w:pPr>
+      <w:r>
+        <w:t>A failed Confirm attempt's error banner (e.g. a missing Account No.) now clears itself the moment the form is corrected and the next live-preview recompute runs — it no longer takes a second Confirm click to dismiss a stale error that no longer applies.</w:t>
       </w:r>
     </w:p>
     <w:p>
@@ -6986,169 +7070,6 @@
       </w:pPr>
       <w:r>
         <w:t>These are ordinary PaymentLegInput entries sent through the normal debitLegs/creditLegs arrays — no backend changes were needed for this feature (accountType SUSPENSE and INTERNAL already existed in the OAS).</w:t>
-      </w:r>
-    </w:p>
-    <w:p>
-      <w:pPr>
-        <w:pStyle w:val="Heading2"/>
-      </w:pPr>
-      <w:r>
-        <w:t>6.7 The chargeBridge case: no real Credit Leg (Issue — Charge Component Bridge)</w:t>
-      </w:r>
-    </w:p>
-    <w:p>
-      <w:pPr>
-        <w:spacing w:after="160"/>
-      </w:pPr>
-      <w:r>
-        <w:t>Business-requirement-confirmed (2026-08-09), NOT FSD-sourced. One case in the IPLC module — “Issue — Charge Component Bridge” (id iplc-issue-charge-bridge) — is flagged chargeBridge: true (BusinessCaseConfig.chargeBridge) and behaves differently from every other case, including the general Suspense Debit/Suspense Credit mechanism in §6.6 above. It models a Payment Component used purely as a funding/settlement bridge to a separate Charge Component (not modeled in this repo), which posts Dr Suspense - Credit / Cr Margin, Cr Commission, Cr Charge 1, Cr Charge 2 on its own books. This Payment Component only ever posts Dr Customer A/C / Cr Suspense - Credit — there is deliberately no real Credit Leg at all.</w:t>
-      </w:r>
-    </w:p>
-    <w:p>
-      <w:pPr>
-        <w:pStyle w:val="ListParagraph"/>
-        <w:numPr>
-          <w:ilvl w:val="0"/>
-          <w:numId w:val="2"/>
-        </w:numPr>
-        <w:spacing w:after="80"/>
-      </w:pPr>
-      <w:r>
-        <w:t>No Credit Leg allocator at all. The Credit-side &lt;app-leg-allocator&gt; grid is hidden entirely for this case — the whole credit side is provided by Suspense Credit entries instead.</w:t>
-      </w:r>
-    </w:p>
-    <w:p>
-      <w:pPr>
-        <w:pStyle w:val="ListParagraph"/>
-        <w:numPr>
-          <w:ilvl w:val="0"/>
-          <w:numId w:val="2"/>
-        </w:numPr>
-        <w:spacing w:after="80"/>
-      </w:pPr>
-      <w:r>
-        <w:t>Suspense Debit is hidden too — not applicable in this mode, since there is no offsetting Debit-side Suspense concept for a pure charge-collection bridge. Only the Suspense Credit repeater is shown.</w:t>
-      </w:r>
-    </w:p>
-    <w:p>
-      <w:pPr>
-        <w:pStyle w:val="ListParagraph"/>
-        <w:numPr>
-          <w:ilvl w:val="0"/>
-          <w:numId w:val="2"/>
-        </w:numPr>
-        <w:spacing w:after="80"/>
-      </w:pPr>
-      <w:r>
-        <w:t>Transaction Amount is protected (read-only), not user-typed. It is auto-calculated as the sum of the Suspense Credit entries’ Trx Ccy Equivalent — the Debit side is derived from Suspense Credit, not the other way round as in every other case. With zero Suspense Credit entries the computed total is 0 and the live preview simply reports “not ready yet,” the same convention used for any other incomplete case.</w:t>
-      </w:r>
-    </w:p>
-    <w:p>
-      <w:pPr>
-        <w:pStyle w:val="ListParagraph"/>
-        <w:numPr>
-          <w:ilvl w:val="0"/>
-          <w:numId w:val="2"/>
-        </w:numPr>
-        <w:spacing w:after="80"/>
-      </w:pPr>
-      <w:r>
-        <w:t>Suspense Credit entries are entered manually in this Simulator (no live Charge Component to call yet) as a stand-in for production, where they would be defaulted automatically from the Charge Component’s own result.</w:t>
-      </w:r>
-    </w:p>
-    <w:p>
-      <w:pPr>
-        <w:spacing w:before="160" w:after="160"/>
-      </w:pPr>
-      <w:r>
-        <w:t>On the wire, the Simulator sends chargeComponentBridge: true and an empty creditLegs array — the microservice’s request schema relaxes its usual “creditLegs must contain at least 1 item” rule only for this combination (and only when suspenseBridge.creditEntries is non-empty). FX Exchange entries are then sized to the per-currency DIFFERENCE between the Suspense Credit bucket and the matching Debit Legs, not the gross amount:</w:t>
-      </w:r>
-    </w:p>
-    <w:tbl>
-      <w:tblPr>
-        <w:tblW w:w="9350" w:type="dxa"/>
-        <w:tblBorders>
-          <w:top w:val="single" w:sz="4" w:space="0" w:color="2563EB"/>
-          <w:left w:val="single" w:sz="24" w:space="0" w:color="2563EB"/>
-          <w:bottom w:val="single" w:sz="4" w:space="0" w:color="E2E8F0"/>
-          <w:right w:val="single" w:sz="4" w:space="0" w:color="E2E8F0"/>
-          <w:insideH w:val="none" w:sz="0" w:space="0" w:color="FFFFFF"/>
-          <w:insideV w:val="none" w:sz="0" w:space="0" w:color="FFFFFF"/>
-        </w:tblBorders>
-        <w:tblCellMar>
-          <w:left w:w="10" w:type="dxa"/>
-          <w:right w:w="10" w:type="dxa"/>
-        </w:tblCellMar>
-        <w:tblLook w:val="04A0" w:firstRow="1" w:lastRow="0" w:firstColumn="1" w:lastColumn="0" w:noHBand="0" w:noVBand="1"/>
-      </w:tblPr>
-      <w:tblGrid>
-        <w:gridCol w:w="9350"/>
-      </w:tblGrid>
-      <w:tr>
-        <w:tc>
-          <w:tcPr>
-            <w:tcW w:w="9350" w:type="dxa"/>
-            <w:shd w:val="clear" w:color="auto" w:fill="F1F5F9"/>
-            <w:tcMar>
-              <w:top w:w="140" w:type="dxa"/>
-              <w:left w:w="200" w:type="dxa"/>
-              <w:bottom w:w="140" w:type="dxa"/>
-              <w:right w:w="200" w:type="dxa"/>
-            </w:tcMar>
-          </w:tcPr>
-          <w:p>
-            <w:r>
-              <w:rPr>
-                <w:rFonts w:ascii="Consolas" w:eastAsia="Consolas" w:hAnsi="Consolas" w:cs="Consolas"/>
-                <w:color w:val="1E293B"/>
-                <w:sz w:val="18"/>
-                <w:szCs w:val="18"/>
-              </w:rPr>
-              <w:t xml:space="preserve">diff = Suspense Credit (per currency) − matching Debit Legs (per currency)</w:t>
-            </w:r>
-          </w:p>
-          <w:p>
-            <w:r>
-              <w:rPr>
-                <w:rFonts w:ascii="Consolas" w:eastAsia="Consolas" w:hAnsi="Consolas" w:cs="Consolas"/>
-                <w:color w:val="1E293B"/>
-                <w:sz w:val="18"/>
-                <w:szCs w:val="18"/>
-              </w:rPr>
-              <w:t xml:space="preserve">diff = 0  -&gt; no FX Exchange entries at all for that currency</w:t>
-            </w:r>
-          </w:p>
-          <w:p>
-            <w:r>
-              <w:rPr>
-                <w:rFonts w:ascii="Consolas" w:eastAsia="Consolas" w:hAnsi="Consolas" w:cs="Consolas"/>
-                <w:color w:val="1E293B"/>
-                <w:sz w:val="18"/>
-                <w:szCs w:val="18"/>
-              </w:rPr>
-              <w:t xml:space="preserve">diff &gt; 0  -&gt; FX pair sized to just the shortfall (full gross if no matching Debit Leg)</w:t>
-            </w:r>
-          </w:p>
-          <w:p>
-            <w:r>
-              <w:rPr>
-                <w:rFonts w:ascii="Consolas" w:eastAsia="Consolas" w:hAnsi="Consolas" w:cs="Consolas"/>
-                <w:color w:val="1E293B"/>
-                <w:sz w:val="18"/>
-                <w:szCs w:val="18"/>
-              </w:rPr>
-              <w:t xml:space="preserve">diff &lt; 0  -&gt; FX pair (opposite direction) sized to just the excess</w:t>
-            </w:r>
-          </w:p>
-        </w:tc>
-      </w:tr>
-    </w:tbl>
-    <w:p>
-      <w:pPr>
-        <w:spacing w:before="160" w:after="160"/>
-      </w:pPr>
-      <w:r>
-        <w:t>Example: Suspense Credit USD 100 + EUR 200 against Debit Legs USD 80+20 and EUR 200 — every currency already matches exactly, so the Settlement Vouchers table shows no FX Exchange lines at all, just the plain Dr Customer A/C and Cr Suspense - Credit postings in each currency. A genuine, unexplained mismatch (no compensating leg anywhere else) still surfaces as the usual 409 LEGS_UNBALANCED — this sizing rule only ever removes an already-redundant FX pair, it never hides a real imbalance. See lc-payment-wc/CLAUDE.md (“Charge Component ↔ Payment Component boundary”) and the microservice’s own README.md for the full accounting rationale and worked examples.</w:t>
       </w:r>
     </w:p>
     <w:p>

--- a/lc-payment-wc/docs/LC-Payment-WC-User-Manual-en.docx
+++ b/lc-payment-wc/docs/LC-Payment-WC-User-Manual-en.docx
@@ -6431,7 +6431,7 @@
         <w:spacing w:after="160"/>
       </w:pPr>
       <w:r>
-        <w:t>Each leg-allocator row can be fixed at an exact value three different ways — its % share, its Amount (Tx Ccy), or, when the row's own currency differs from the transaction currency, its Account Ccy Equiv. in that row's own currency. Editing % simply reflows the leftover into the auto-computed remainder row (100% minus every other row). Editing Amount (Tx Ccy) or Account Ccy Equiv. instead triggers a rebalancing “waterfall” so the side's rows always sum to exactly the total, per four rules:</w:t>
+        <w:t>Each leg-allocator row can be fixed at an exact value three different ways — its % share, its Amount (Tx Ccy), or, when the row's own currency differs from the transaction currency, its Account Ccy Equiv. in that row's own currency. Editing any of the three, once a side has more than one row, triggers a rebalancing “waterfall” so the side's rows always sum to exactly the total, per four rules (the % waterfall is described separately in §6.3.2 — the identical four rules, applied to the % figure instead):</w:t>
       </w:r>
     </w:p>
     <w:p>
@@ -6488,6 +6488,14 @@
     </w:p>
     <w:p>
       <w:pPr>
+        <w:pStyle w:val="ListParagraph"/>
+      </w:pPr>
+      <w:r>
+        <w:t>A row is removed from the grid entirely the instant it settles at both 0% AND a 0 amount — whether drained by the backward-draw cascade, capped down to exactly 0 by the LAST-row rule, or decreased directly to 0 by the user — since a dangling empty leg was already excluded from what gets sent to the microservice and just clutters the screen. The only exception is the sole row before a side has been split at all: typing 0 there still shows 0 on that row (with a fresh 100% remainder spawned alongside), rather than disappearing.</w:t>
+      </w:r>
+    </w:p>
+    <w:p>
+      <w:pPr>
         <w:spacing w:after="160"/>
       </w:pPr>
       <w:r>
@@ -6500,6 +6508,38 @@
       </w:pPr>
       <w:r>
         <w:t>A failed Confirm attempt's error banner (e.g. a missing Account No.) now clears itself the moment the form is corrected and the next live-preview recompute runs — it no longer takes a second Confirm click to dismiss a stale error that no longer applies.</w:t>
+      </w:r>
+    </w:p>
+    <w:p>
+      <w:pPr>
+        <w:pStyle w:val="Heading3"/>
+      </w:pPr>
+      <w:r>
+        <w:t>6.3.2 Editing Debit/Credit Legs — the % waterfall (whole percentage points only)</w:t>
+      </w:r>
+    </w:p>
+    <w:p>
+      <w:pPr/>
+      <w:r>
+        <w:t>Editing a row's % follows the identical four-rule waterfall described in §6.3.1, applied to the % figure instead of the Amount: any non-last row's increase or decrease always targets the LAST row directly — never the row positionally next to it; decreasing the LAST row opens a brand-new trailing row to hold the freed %, with its Account No. defaulting the same way as the Amount waterfall's own new row; increasing the LAST row draws backward from the row(s) before it, cascading further back if one row alone can't cover it. No row's % is ever pushed below 0%, and the total across all rows never exceeds 100% — both hold by construction, not by separate validation.</w:t>
+      </w:r>
+    </w:p>
+    <w:p>
+      <w:pPr/>
+      <w:r>
+        <w:t>% moves in whole percentage points only (1% steps). The field's native up/down arrows move exactly ±1% at a time, and typing an integer directly still works for a bigger jump in one commit. A split needing finer-than-1% precision should use Amount (Tx Ccy) or Account Ccy Equiv. instead — a % typed with a fraction is rounded to the nearest whole percentage point before the waterfall runs.</w:t>
+      </w:r>
+    </w:p>
+    <w:p>
+      <w:pPr/>
+      <w:r>
+        <w:t>A row settling at exactly 0% AND 0 amount is removed from the grid entirely, same as the Amount waterfall — see §6.3.1 for the full rule and its one exception (the not-yet-split sole row).</w:t>
+      </w:r>
+    </w:p>
+    <w:p>
+      <w:pPr/>
+      <w:r>
+        <w:t>Because % always sums to exactly 100 by construction once a side is split, it is no longer possible to deliberately over-allocate a side through the % column alone. The Total Allocated warning is still shown whenever a genuine over-allocation exists, but editing % itself cannot create one.</w:t>
       </w:r>
     </w:p>
     <w:p>
@@ -6973,7 +7013,7 @@
         <w:spacing w:after="160"/>
       </w:pPr>
       <w:r>
-        <w:t>NOT FSD-sourced — a Simulator-only extension modeling the accounting bridge between an external “Charge Component” (which books Dr Suspense - Debit / Dr Suspense - Credit against Cr Commission accounts) and this Payment Component. Two &lt;app-suspense-entries&gt; repeaters render right under the Unit Code row — Suspense Debit and Suspense Credit — each an optional list of amount+currency entries. Multiple entries are allowed per side (e.g. several Charge-Component commission lines in different currencies).</w:t>
+        <w:t>NOT FSD-sourced — a Simulator-only extension modeling the accounting bridge between an external “Charge Component” (which books Dr Suspense - Debit / Dr Suspense - Credit against Cr Commission accounts) and this Payment Component. Two &lt;app-suspense-entries&gt; repeaters render right under the Unit Code row — Suspense Debit and Suspense Credit — each an optional list of amount+currency entries. Multiple entries are allowed per side (e.g. several Charge-Component commission lines in different currencies). In plain terms: a Suspense Debit entry means the bank collects MORE from the customer — it adds to the Debit side's total; a Suspense Credit entry means the bank pays the customer LESS — it reduces the Credit side's total.</w:t>
       </w:r>
     </w:p>
     <w:tbl>
@@ -7056,7 +7096,7 @@
         <w:spacing w:after="80"/>
       </w:pPr>
       <w:r>
-        <w:t>When an entry's own currency differs from the transaction currency, a matching FX Exchange pair is added too (accountType INTERNAL), so the voucher balances BY EACH CURRENCY, not just in transaction-currency-equivalent terms — see business-case-runner.component.ts's suspenseBridgeLeg() / fxExchangePairLegs() / suspenseBridgeLegs() doc comments for the full worked derivation.</w:t>
+        <w:t>When an entry's own currency differs from the transaction currency, a matching FX Exchange pair is added too (accountType INTERNAL), so the voucher balances BY EACH CURRENCY, not just in transaction-currency-equivalent terms. As of v1.4.0 this balancing logic runs server-side, not on the client — see the microservice's own domain/suspenseBridge.ts (expandSuspenseBridge() / buildSuspenseBridgeLeg()) for the full worked derivation; the client-side functions this section used to cite (suspenseBridgeLeg() / fxExchangePairLegs() / suspenseBridgeLegs()) were ported there 1:1 and no longer compute anything themselves.</w:t>
       </w:r>
     </w:p>
     <w:p>
@@ -7069,7 +7109,35 @@
         <w:spacing w:after="80"/>
       </w:pPr>
       <w:r>
-        <w:t>These are ordinary PaymentLegInput entries sent through the normal debitLegs/creditLegs arrays — no backend changes were needed for this feature (accountType SUSPENSE and INTERNAL already existed in the OAS).</w:t>
+        <w:t>As of v1.4.0, these entries are sent as a dedicated suspenseBridge request field (built by business-case-runner.component.ts's buildSuspenseBridgeEntries() / buildSuspenseBridge()), NOT as ordinary PaymentLegInput entries in debitLegs/creditLegs — the microservice itself expands suspenseBridge into the actual Suspense/FX-Exchange legs (accountType SUSPENSE and INTERNAL already existed in the OAS). An earlier version of the Simulator built and sent those legs directly from the client; that path was retired once the server took over the same balancing logic.</w:t>
+      </w:r>
+    </w:p>
+    <w:p>
+      <w:pPr>
+        <w:pStyle w:val="Heading3"/>
+      </w:pPr>
+      <w:r>
+        <w:t>6.6.1 LC Issue / LC Amendment — customer fee collection (usage guidance, not yet a registry case)</w:t>
+      </w:r>
+    </w:p>
+    <w:p>
+      <w:pPr/>
+      <w:r>
+        <w:t>Not yet wired into the Simulator's own business-case picker — no citation, no default account numbers, no regression test beyond the server's own unit coverage — but the underlying request shape is confirmed against the current server contract. A pure LC Issue/Amendment fee-collection call has no separate trade principal: the Debit leg IS the charge total (e.g. USD 25.00 from the customer's Current Account, or alternatively deducted from the seller's Nostro proceeds — exactly one of the two, never both), Credit Legs is left empty (valid since v1.10.1 — see §6.4/the “creditLegs may be empty” note), and a suspenseBridge.creditEntries entry for the same amount and currency tells the server to generate the offsetting Cr Suspense - Credit leg — which balances against the real Dr Customer A/C leg with no further adjustment needed.</w:t>
+      </w:r>
+    </w:p>
+    <w:p>
+      <w:pPr>
+        <w:pStyle w:val="Heading3"/>
+      </w:pPr>
+      <w:r>
+        <w:t>6.6.2 IBL/EBL Takedown &amp; Repayment (usage guidance, not yet a registry case)</w:t>
+      </w:r>
+    </w:p>
+    <w:p>
+      <w:pPr/>
+      <w:r>
+        <w:t>Also not yet a Simulator business case. Takedown (loan/liability disbursement — money goes OUT to the customer) needs a REAL Debit leg with accountType SUSPENSE — never a suspenseBridge-generated one, since bridge legs are always credit-direction — alongside the Credit leg that actually pays out; an optional Trx Charges suspenseBridge.creditEntries entry, when present, must REDUCE that Credit leg's own amount by the fee. Omitting this adjustment produces a 409 balance error, not a 400 validation error — the request is well-formed, just imbalanced by exactly the fee. Repayment mirrors Takedown: money comes IN from the customer, so it needs a REAL Credit leg with accountType SUSPENSE, and an optional Trx Charges suspenseBridge.debitEntries entry INCREASES the matching Debit leg's own amount by the fee instead. See the microservice README's own “Extended usage scenarios” section for the full worked request shapes.</w:t>
       </w:r>
     </w:p>
     <w:p>
